--- a/corpus/synthetic/shape-extraction__019.docx
+++ b/corpus/synthetic/shape-extraction__019.docx
@@ -3,30 +3,60 @@
 <w:document xmlns:w="http://schemas.openxmlformats.org/wordprocessingml/2006/main" xmlns:r="http://schemas.openxmlformats.org/officeDocument/2006/relationships" xmlns:wp="http://schemas.openxmlformats.org/drawingml/2006/wordprocessingDrawing" xmlns:a="http://schemas.openxmlformats.org/drawingml/2006/main" xmlns:pic="http://schemas.openxmlformats.org/drawingml/2006/picture" xmlns:m="http://schemas.openxmlformats.org/officeDocument/2006/math">
   <w:body>
     <w:p>
+      <w:pPr>
+        <w:pStyle w:val="Ops"/>
+        <w:spacing w:before="169"/>
+      </w:pPr>
       <w:r>
         <w:drawing>
           <wp:anchor behindDoc="0" simplePos="0" locked="0" layoutInCell="1" allowOverlap="1">
             <wp:simplePos x="0" y="0"/>
             <wp:positionH relativeFrom="column">
-              <wp:align>center</wp:align>
+              <wp:posOffset>100000</wp:posOffset>
             </wp:positionH>
             <wp:positionV relativeFrom="paragraph">
-              <wp:posOffset>133350</wp:posOffset>
+              <wp:posOffset>200000</wp:posOffset>
             </wp:positionV>
-            <wp:extent cx="3293110" cy="594360"/>
-            <wp:wrapSquare wrapText="bothSides"/>
-            <wp:docPr id="1" name="Image 1"/>
+            <wp:extent cx="952500" cy="952500"/>
+            <wp:wrapNone/>
+            <wp:docPr id="7" name="Shape 7"/>
             <a:graphic>
-              <a:graphicData uri="http://schemas.openxmlformats.org/drawingml/2006/picture">
-                <pic:pic>
-                  <pic:blipFill>
-                    <a:blip r:embed="rId10"/>
-                  </pic:blipFill>
-                </pic:pic>
+              <a:graphicData uri="http://schemas.microsoft.com/office/word/2010/wordprocessingShape">
+                <wps:wsp xmlns:wps="http://schemas.microsoft.com/office/word/2010/wordprocessingShape">
+                  <wps:cNvSpPr/>
+                  <wps:spPr>
+                    <a:xfrm>
+                      <a:off x="0" y="0"/>
+                      <a:ext cx="952500" cy="476250"/>
+                    </a:xfrm>
+                    <a:prstGeom prst="rect">
+                      <a:avLst/>
+                    </a:prstGeom>
+                  </wps:spPr>
+                  <wps:txbx>
+                    <w:txbxContent>
+                      <w:p>
+                        <w:r>
+                          <w:t>term</w:t>
+                        </w:r>
+                      </w:p>
+                    </w:txbxContent>
+                  </wps:txbx>
+                  <wps:bodyPr/>
+                </wps:wsp>
               </a:graphicData>
             </a:graphic>
           </wp:anchor>
         </w:drawing>
+      </w:r>
+      <w:r>
+        <w:t>=</w:t>
+      </w:r>
+      <w:r>
+        <w:tab/>
+      </w:r>
+      <w:r>
+        <w:t>+</w:t>
       </w:r>
     </w:p>
     <w:sectPr>
@@ -75,5 +105,11 @@
       <w:u w:val="single"/>
     </w:rPr>
   </w:style>
+  <w:style w:type="paragraph" w:styleId="Ops">
+    <w:name w:val="Ops"/>
+    <w:pPr>
+      <w:ind w:left="143"/>
+    </w:pPr>
+  </w:style>
 </w:styles>
 </file>